--- a/docs/TEMPLATE_QA.docx
+++ b/docs/TEMPLATE_QA.docx
@@ -67,10 +67,7 @@
         <w:t>entidades_portrait.docx</w:t>
       </w:r>
       <w:r>
-        <w:t xml:space="preserve"> y</w:t>
-      </w:r>
-      <w:r>
-        <w:t xml:space="preserve"> </w:t>
+        <w:t xml:space="preserve"> y </w:t>
       </w:r>
       <w:r>
         <w:rPr>
@@ -81,19 +78,7 @@
         <w:t>entidades_landscape.docx</w:t>
       </w:r>
       <w:r>
-        <w:t xml:space="preserve"> sean ejemplos válidos del contrato 1.0 y que su</w:t>
-      </w:r>
-      <w:r>
-        <w:t xml:space="preserve"> </w:t>
-      </w:r>
-      <w:r>
-        <w:t>apariencia siga siendo estable al cambiar el generador. Las plantillas son</w:t>
-      </w:r>
-      <w:r>
-        <w:t xml:space="preserve"> </w:t>
-      </w:r>
-      <w:r>
-        <w:t>datos de prueba del compilador, no documentos que se cargan en Oracle APEX.</w:t>
+        <w:t xml:space="preserve"> sean ejemplos válidos del contrato 1.0 y que su apariencia siga siendo estable al cambiar el generador. Las plantillas son datos de prueba del compilador, no documentos que se cargan en Oracle APEX.</w:t>
       </w:r>
     </w:p>
     <w:p>
@@ -103,6 +88,820 @@
       </w:pPr>
       <w:r>
         <w:t>Generación reproducible</w:t>
+      </w:r>
+    </w:p>
+    <w:tbl>
+      <w:tblPr>
+        <w:tblW w:type="auto" w:w="0"/>
+        <w:jc w:val="center"/>
+        <w:tblLayout w:type="fixed"/>
+        <w:tblLook w:firstColumn="1" w:firstRow="1" w:lastColumn="0" w:lastRow="0" w:noHBand="0" w:noVBand="1" w:val="04A0"/>
+        <w:tblBorders>
+          <w:top w:val="nil"/>
+          <w:left w:val="nil"/>
+          <w:bottom w:val="nil"/>
+          <w:right w:val="nil"/>
+          <w:insideH w:val="nil"/>
+          <w:insideV w:val="nil"/>
+        </w:tblBorders>
+      </w:tblPr>
+      <w:tblGrid>
+        <w:gridCol w:w="4986"/>
+        <w:gridCol w:w="4986"/>
+      </w:tblGrid>
+      <w:tr>
+        <w:trPr>
+          <w:cantSplit w:val="true"/>
+        </w:trPr>
+        <w:tc>
+          <w:tcPr>
+            <w:tcW w:type="dxa" w:w="1871"/>
+            <w:vAlign w:val="center"/>
+            <w:tcMar>
+              <w:top w:w="40" w:type="dxa"/>
+              <w:start w:w="60" w:type="dxa"/>
+              <w:bottom w:w="40" w:type="dxa"/>
+              <w:end w:w="140" w:type="dxa"/>
+            </w:tcMar>
+          </w:tcPr>
+          <w:p>
+            <w:pPr>
+              <w:keepNext/>
+              <w:spacing w:after="0"/>
+              <w:jc w:val="right"/>
+            </w:pPr>
+            <w:r>
+              <w:rPr>
+                <w:rFonts w:ascii="Aptos" w:hAnsi="Aptos"/>
+                <w:b/>
+                <w:color w:val="4A5563"/>
+                <w:sz w:val="14"/>
+              </w:rPr>
+              <w:t>INFORMÁTICA</w:t>
+            </w:r>
+          </w:p>
+        </w:tc>
+        <w:tc>
+          <w:tcPr>
+            <w:tcW w:type="dxa" w:w="6350"/>
+            <w:vAlign w:val="center"/>
+            <w:shd w:fill="E8EDF2"/>
+            <w:tcBorders>
+              <w:top w:val="single" w:sz="8" w:space="0" w:color="283848"/>
+              <w:left w:val="single" w:sz="8" w:space="0" w:color="283848"/>
+              <w:bottom w:val="single" w:sz="8" w:space="0" w:color="283848"/>
+              <w:right w:val="single" w:sz="8" w:space="0" w:color="283848"/>
+            </w:tcBorders>
+            <w:tcMar>
+              <w:top w:w="70" w:type="dxa"/>
+              <w:start w:w="140" w:type="dxa"/>
+              <w:bottom w:w="70" w:type="dxa"/>
+              <w:end w:w="140" w:type="dxa"/>
+            </w:tcMar>
+          </w:tcPr>
+          <w:p>
+            <w:pPr>
+              <w:keepNext/>
+              <w:spacing w:after="0"/>
+              <w:jc w:val="center"/>
+            </w:pPr>
+            <w:r>
+              <w:rPr>
+                <w:b/>
+                <w:color w:val="283848"/>
+                <w:sz w:val="17"/>
+              </w:rPr>
+              <w:t>Ejecutar el generador en build\qa\templates</w:t>
+            </w:r>
+          </w:p>
+          <w:p>
+            <w:pPr>
+              <w:keepNext/>
+              <w:spacing w:after="0"/>
+              <w:jc w:val="center"/>
+            </w:pPr>
+            <w:r>
+              <w:rPr>
+                <w:sz w:val="15"/>
+              </w:rPr>
+              <w:t>tools\generate_sample_templates.py</w:t>
+            </w:r>
+          </w:p>
+        </w:tc>
+      </w:tr>
+      <w:tr>
+        <w:trPr>
+          <w:cantSplit w:val="true"/>
+        </w:trPr>
+        <w:tc>
+          <w:tcPr>
+            <w:tcW w:type="dxa" w:w="1871"/>
+          </w:tcPr>
+          <w:p>
+            <w:pPr>
+              <w:keepNext/>
+            </w:pPr>
+          </w:p>
+        </w:tc>
+        <w:tc>
+          <w:tcPr>
+            <w:tcW w:type="dxa" w:w="6350"/>
+          </w:tcPr>
+          <w:p>
+            <w:pPr>
+              <w:keepNext/>
+              <w:spacing w:after="0" w:line="216" w:lineRule="auto"/>
+              <w:jc w:val="center"/>
+            </w:pPr>
+            <w:r>
+              <w:rPr>
+                <w:color w:val="4A5563"/>
+                <w:sz w:val="18"/>
+              </w:rPr>
+              <w:t>▼</w:t>
+            </w:r>
+          </w:p>
+        </w:tc>
+      </w:tr>
+      <w:tr>
+        <w:trPr>
+          <w:cantSplit w:val="true"/>
+        </w:trPr>
+        <w:tc>
+          <w:tcPr>
+            <w:tcW w:type="dxa" w:w="1871"/>
+            <w:vAlign w:val="center"/>
+            <w:tcMar>
+              <w:top w:w="40" w:type="dxa"/>
+              <w:start w:w="60" w:type="dxa"/>
+              <w:bottom w:w="40" w:type="dxa"/>
+              <w:end w:w="140" w:type="dxa"/>
+            </w:tcMar>
+          </w:tcPr>
+          <w:p>
+            <w:pPr>
+              <w:keepNext/>
+              <w:spacing w:after="0"/>
+              <w:jc w:val="right"/>
+            </w:pPr>
+            <w:r>
+              <w:rPr>
+                <w:rFonts w:ascii="Aptos" w:hAnsi="Aptos"/>
+                <w:b/>
+                <w:color w:val="B7791F"/>
+                <w:sz w:val="14"/>
+              </w:rPr>
+              <w:t>QA</w:t>
+            </w:r>
+          </w:p>
+        </w:tc>
+        <w:tc>
+          <w:tcPr>
+            <w:tcW w:type="dxa" w:w="6350"/>
+            <w:vAlign w:val="center"/>
+            <w:shd w:fill="FDF3E1"/>
+            <w:tcBorders>
+              <w:top w:val="dashed" w:sz="10" w:space="0" w:color="B7791F"/>
+              <w:left w:val="dashed" w:sz="10" w:space="0" w:color="B7791F"/>
+              <w:bottom w:val="dashed" w:sz="10" w:space="0" w:color="B7791F"/>
+              <w:right w:val="dashed" w:sz="10" w:space="0" w:color="B7791F"/>
+            </w:tcBorders>
+            <w:tcMar>
+              <w:top w:w="70" w:type="dxa"/>
+              <w:start w:w="140" w:type="dxa"/>
+              <w:bottom w:w="70" w:type="dxa"/>
+              <w:end w:w="140" w:type="dxa"/>
+            </w:tcMar>
+          </w:tcPr>
+          <w:p>
+            <w:pPr>
+              <w:keepNext/>
+              <w:spacing w:after="0"/>
+              <w:jc w:val="center"/>
+            </w:pPr>
+            <w:r>
+              <w:rPr>
+                <w:b/>
+                <w:color w:val="B7791F"/>
+                <w:sz w:val="17"/>
+              </w:rPr>
+              <w:t>◆ ¿Idénticas byte a byte a templates\?</w:t>
+            </w:r>
+          </w:p>
+          <w:p>
+            <w:pPr>
+              <w:keepNext/>
+              <w:spacing w:after="0"/>
+              <w:jc w:val="center"/>
+            </w:pPr>
+            <w:r>
+              <w:rPr>
+                <w:sz w:val="15"/>
+              </w:rPr>
+              <w:t>No: el generador cambió; revisar si fue intencional</w:t>
+            </w:r>
+          </w:p>
+        </w:tc>
+      </w:tr>
+      <w:tr>
+        <w:trPr>
+          <w:cantSplit w:val="true"/>
+        </w:trPr>
+        <w:tc>
+          <w:tcPr>
+            <w:tcW w:type="dxa" w:w="1871"/>
+          </w:tcPr>
+          <w:p>
+            <w:pPr>
+              <w:keepNext/>
+            </w:pPr>
+          </w:p>
+        </w:tc>
+        <w:tc>
+          <w:tcPr>
+            <w:tcW w:type="dxa" w:w="6350"/>
+          </w:tcPr>
+          <w:p>
+            <w:pPr>
+              <w:keepNext/>
+              <w:spacing w:after="0" w:line="216" w:lineRule="auto"/>
+              <w:jc w:val="center"/>
+            </w:pPr>
+            <w:r>
+              <w:rPr>
+                <w:color w:val="4A5563"/>
+                <w:sz w:val="18"/>
+              </w:rPr>
+              <w:t>▼</w:t>
+            </w:r>
+            <w:r>
+              <w:rPr>
+                <w:b/>
+                <w:color w:val="B7791F"/>
+                <w:sz w:val="15"/>
+              </w:rPr>
+              <w:t xml:space="preserve">  Sí</w:t>
+            </w:r>
+          </w:p>
+        </w:tc>
+      </w:tr>
+      <w:tr>
+        <w:trPr>
+          <w:cantSplit w:val="true"/>
+        </w:trPr>
+        <w:tc>
+          <w:tcPr>
+            <w:tcW w:type="dxa" w:w="1871"/>
+            <w:vAlign w:val="center"/>
+            <w:tcMar>
+              <w:top w:w="40" w:type="dxa"/>
+              <w:start w:w="60" w:type="dxa"/>
+              <w:bottom w:w="40" w:type="dxa"/>
+              <w:end w:w="140" w:type="dxa"/>
+            </w:tcMar>
+          </w:tcPr>
+          <w:p>
+            <w:pPr>
+              <w:keepNext/>
+              <w:spacing w:after="0"/>
+              <w:jc w:val="right"/>
+            </w:pPr>
+            <w:r>
+              <w:rPr>
+                <w:rFonts w:ascii="Aptos" w:hAnsi="Aptos"/>
+                <w:b/>
+                <w:color w:val="4A5563"/>
+                <w:sz w:val="14"/>
+              </w:rPr>
+              <w:t>QA</w:t>
+            </w:r>
+          </w:p>
+        </w:tc>
+        <w:tc>
+          <w:tcPr>
+            <w:tcW w:type="dxa" w:w="6350"/>
+            <w:vAlign w:val="center"/>
+            <w:shd w:fill="E8EDF2"/>
+            <w:tcBorders>
+              <w:top w:val="single" w:sz="8" w:space="0" w:color="283848"/>
+              <w:left w:val="single" w:sz="8" w:space="0" w:color="283848"/>
+              <w:bottom w:val="single" w:sz="8" w:space="0" w:color="283848"/>
+              <w:right w:val="single" w:sz="8" w:space="0" w:color="283848"/>
+            </w:tcBorders>
+            <w:tcMar>
+              <w:top w:w="70" w:type="dxa"/>
+              <w:start w:w="140" w:type="dxa"/>
+              <w:bottom w:w="70" w:type="dxa"/>
+              <w:end w:w="140" w:type="dxa"/>
+            </w:tcMar>
+          </w:tcPr>
+          <w:p>
+            <w:pPr>
+              <w:keepNext/>
+              <w:spacing w:after="0"/>
+              <w:jc w:val="center"/>
+            </w:pPr>
+            <w:r>
+              <w:rPr>
+                <w:b/>
+                <w:color w:val="283848"/>
+                <w:sz w:val="17"/>
+              </w:rPr>
+              <w:t>Inspección estructural</w:t>
+            </w:r>
+          </w:p>
+          <w:p>
+            <w:pPr>
+              <w:keepNext/>
+              <w:spacing w:after="0"/>
+              <w:jc w:val="center"/>
+            </w:pPr>
+            <w:r>
+              <w:rPr>
+                <w:sz w:val="15"/>
+              </w:rPr>
+              <w:t>un párrafo de título, una tabla de dos filas, un pie</w:t>
+            </w:r>
+          </w:p>
+        </w:tc>
+      </w:tr>
+      <w:tr>
+        <w:trPr>
+          <w:cantSplit w:val="true"/>
+        </w:trPr>
+        <w:tc>
+          <w:tcPr>
+            <w:tcW w:type="dxa" w:w="1871"/>
+          </w:tcPr>
+          <w:p>
+            <w:pPr>
+              <w:keepNext/>
+            </w:pPr>
+          </w:p>
+        </w:tc>
+        <w:tc>
+          <w:tcPr>
+            <w:tcW w:type="dxa" w:w="6350"/>
+          </w:tcPr>
+          <w:p>
+            <w:pPr>
+              <w:keepNext/>
+              <w:spacing w:after="0" w:line="216" w:lineRule="auto"/>
+              <w:jc w:val="center"/>
+            </w:pPr>
+            <w:r>
+              <w:rPr>
+                <w:color w:val="4A5563"/>
+                <w:sz w:val="18"/>
+              </w:rPr>
+              <w:t>▼</w:t>
+            </w:r>
+          </w:p>
+        </w:tc>
+      </w:tr>
+      <w:tr>
+        <w:trPr>
+          <w:cantSplit w:val="true"/>
+        </w:trPr>
+        <w:tc>
+          <w:tcPr>
+            <w:tcW w:type="dxa" w:w="1871"/>
+            <w:vAlign w:val="center"/>
+            <w:tcMar>
+              <w:top w:w="40" w:type="dxa"/>
+              <w:start w:w="60" w:type="dxa"/>
+              <w:bottom w:w="40" w:type="dxa"/>
+              <w:end w:w="140" w:type="dxa"/>
+            </w:tcMar>
+          </w:tcPr>
+          <w:p>
+            <w:pPr>
+              <w:keepNext/>
+              <w:spacing w:after="0"/>
+              <w:jc w:val="right"/>
+            </w:pPr>
+            <w:r>
+              <w:rPr>
+                <w:rFonts w:ascii="Aptos" w:hAnsi="Aptos"/>
+                <w:b/>
+                <w:color w:val="4A5563"/>
+                <w:sz w:val="14"/>
+              </w:rPr>
+              <w:t>QA</w:t>
+            </w:r>
+          </w:p>
+        </w:tc>
+        <w:tc>
+          <w:tcPr>
+            <w:tcW w:type="dxa" w:w="6350"/>
+            <w:vAlign w:val="center"/>
+            <w:shd w:fill="E8EDF2"/>
+            <w:tcBorders>
+              <w:top w:val="single" w:sz="8" w:space="0" w:color="283848"/>
+              <w:left w:val="single" w:sz="8" w:space="0" w:color="283848"/>
+              <w:bottom w:val="single" w:sz="8" w:space="0" w:color="283848"/>
+              <w:right w:val="single" w:sz="8" w:space="0" w:color="283848"/>
+            </w:tcBorders>
+            <w:tcMar>
+              <w:top w:w="70" w:type="dxa"/>
+              <w:start w:w="140" w:type="dxa"/>
+              <w:bottom w:w="70" w:type="dxa"/>
+              <w:end w:w="140" w:type="dxa"/>
+            </w:tcMar>
+          </w:tcPr>
+          <w:p>
+            <w:pPr>
+              <w:keepNext/>
+              <w:spacing w:after="0"/>
+              <w:jc w:val="center"/>
+            </w:pPr>
+            <w:r>
+              <w:rPr>
+                <w:b/>
+                <w:color w:val="283848"/>
+                <w:sz w:val="17"/>
+              </w:rPr>
+              <w:t>Compilar cada plantilla con un proyecto válido</w:t>
+            </w:r>
+          </w:p>
+          <w:p>
+            <w:pPr>
+              <w:keepNext/>
+              <w:spacing w:after="0"/>
+              <w:jc w:val="center"/>
+            </w:pPr>
+            <w:r>
+              <w:rPr>
+                <w:sz w:val="15"/>
+              </w:rPr>
+              <w:t>template.json se genera automáticamente</w:t>
+            </w:r>
+          </w:p>
+        </w:tc>
+      </w:tr>
+      <w:tr>
+        <w:trPr>
+          <w:cantSplit w:val="true"/>
+        </w:trPr>
+        <w:tc>
+          <w:tcPr>
+            <w:tcW w:type="dxa" w:w="1871"/>
+          </w:tcPr>
+          <w:p>
+            <w:pPr>
+              <w:keepNext/>
+            </w:pPr>
+          </w:p>
+        </w:tc>
+        <w:tc>
+          <w:tcPr>
+            <w:tcW w:type="dxa" w:w="6350"/>
+          </w:tcPr>
+          <w:p>
+            <w:pPr>
+              <w:keepNext/>
+              <w:spacing w:after="0" w:line="216" w:lineRule="auto"/>
+              <w:jc w:val="center"/>
+            </w:pPr>
+            <w:r>
+              <w:rPr>
+                <w:color w:val="4A5563"/>
+                <w:sz w:val="18"/>
+              </w:rPr>
+              <w:t>▼</w:t>
+            </w:r>
+          </w:p>
+        </w:tc>
+      </w:tr>
+      <w:tr>
+        <w:trPr>
+          <w:cantSplit w:val="true"/>
+        </w:trPr>
+        <w:tc>
+          <w:tcPr>
+            <w:tcW w:type="dxa" w:w="1871"/>
+            <w:vAlign w:val="center"/>
+            <w:tcMar>
+              <w:top w:w="40" w:type="dxa"/>
+              <w:start w:w="60" w:type="dxa"/>
+              <w:bottom w:w="40" w:type="dxa"/>
+              <w:end w:w="140" w:type="dxa"/>
+            </w:tcMar>
+          </w:tcPr>
+          <w:p>
+            <w:pPr>
+              <w:keepNext/>
+              <w:spacing w:after="0"/>
+              <w:jc w:val="right"/>
+            </w:pPr>
+            <w:r>
+              <w:rPr>
+                <w:rFonts w:ascii="Aptos" w:hAnsi="Aptos"/>
+                <w:b/>
+                <w:color w:val="4A5563"/>
+                <w:sz w:val="14"/>
+              </w:rPr>
+              <w:t>QA</w:t>
+            </w:r>
+          </w:p>
+        </w:tc>
+        <w:tc>
+          <w:tcPr>
+            <w:tcW w:type="dxa" w:w="6350"/>
+            <w:vAlign w:val="center"/>
+            <w:shd w:fill="E8EDF2"/>
+            <w:tcBorders>
+              <w:top w:val="single" w:sz="8" w:space="0" w:color="283848"/>
+              <w:left w:val="single" w:sz="8" w:space="0" w:color="283848"/>
+              <w:bottom w:val="single" w:sz="8" w:space="0" w:color="283848"/>
+              <w:right w:val="single" w:sz="8" w:space="0" w:color="283848"/>
+            </w:tcBorders>
+            <w:tcMar>
+              <w:top w:w="70" w:type="dxa"/>
+              <w:start w:w="140" w:type="dxa"/>
+              <w:bottom w:w="70" w:type="dxa"/>
+              <w:end w:w="140" w:type="dxa"/>
+            </w:tcMar>
+          </w:tcPr>
+          <w:p>
+            <w:pPr>
+              <w:keepNext/>
+              <w:spacing w:after="0"/>
+              <w:jc w:val="center"/>
+            </w:pPr>
+            <w:r>
+              <w:rPr>
+                <w:b/>
+                <w:color w:val="283848"/>
+                <w:sz w:val="17"/>
+              </w:rPr>
+              <w:t>Exportar a PDF e inspeccionar</w:t>
+            </w:r>
+          </w:p>
+          <w:p>
+            <w:pPr>
+              <w:keepNext/>
+              <w:spacing w:after="0"/>
+              <w:jc w:val="center"/>
+            </w:pPr>
+            <w:r>
+              <w:rPr>
+                <w:sz w:val="15"/>
+              </w:rPr>
+              <w:t>build\qa, al 100 %</w:t>
+            </w:r>
+          </w:p>
+        </w:tc>
+      </w:tr>
+      <w:tr>
+        <w:trPr>
+          <w:cantSplit w:val="true"/>
+        </w:trPr>
+        <w:tc>
+          <w:tcPr>
+            <w:tcW w:type="dxa" w:w="1871"/>
+          </w:tcPr>
+          <w:p>
+            <w:pPr>
+              <w:keepNext/>
+            </w:pPr>
+          </w:p>
+        </w:tc>
+        <w:tc>
+          <w:tcPr>
+            <w:tcW w:type="dxa" w:w="6350"/>
+          </w:tcPr>
+          <w:p>
+            <w:pPr>
+              <w:keepNext/>
+              <w:spacing w:after="0" w:line="216" w:lineRule="auto"/>
+              <w:jc w:val="center"/>
+            </w:pPr>
+            <w:r>
+              <w:rPr>
+                <w:color w:val="4A5563"/>
+                <w:sz w:val="18"/>
+              </w:rPr>
+              <w:t>▼</w:t>
+            </w:r>
+          </w:p>
+        </w:tc>
+      </w:tr>
+      <w:tr>
+        <w:trPr>
+          <w:cantSplit w:val="true"/>
+        </w:trPr>
+        <w:tc>
+          <w:tcPr>
+            <w:tcW w:type="dxa" w:w="1871"/>
+            <w:vAlign w:val="center"/>
+            <w:tcMar>
+              <w:top w:w="40" w:type="dxa"/>
+              <w:start w:w="60" w:type="dxa"/>
+              <w:bottom w:w="40" w:type="dxa"/>
+              <w:end w:w="140" w:type="dxa"/>
+            </w:tcMar>
+          </w:tcPr>
+          <w:p>
+            <w:pPr>
+              <w:keepNext/>
+              <w:spacing w:after="0"/>
+              <w:jc w:val="right"/>
+            </w:pPr>
+            <w:r>
+              <w:rPr>
+                <w:rFonts w:ascii="Aptos" w:hAnsi="Aptos"/>
+                <w:b/>
+                <w:color w:val="B7791F"/>
+                <w:sz w:val="14"/>
+              </w:rPr>
+              <w:t>QA</w:t>
+            </w:r>
+          </w:p>
+        </w:tc>
+        <w:tc>
+          <w:tcPr>
+            <w:tcW w:type="dxa" w:w="6350"/>
+            <w:vAlign w:val="center"/>
+            <w:shd w:fill="FDF3E1"/>
+            <w:tcBorders>
+              <w:top w:val="dashed" w:sz="10" w:space="0" w:color="B7791F"/>
+              <w:left w:val="dashed" w:sz="10" w:space="0" w:color="B7791F"/>
+              <w:bottom w:val="dashed" w:sz="10" w:space="0" w:color="B7791F"/>
+              <w:right w:val="dashed" w:sz="10" w:space="0" w:color="B7791F"/>
+            </w:tcBorders>
+            <w:tcMar>
+              <w:top w:w="70" w:type="dxa"/>
+              <w:start w:w="140" w:type="dxa"/>
+              <w:bottom w:w="70" w:type="dxa"/>
+              <w:end w:w="140" w:type="dxa"/>
+            </w:tcMar>
+          </w:tcPr>
+          <w:p>
+            <w:pPr>
+              <w:keepNext/>
+              <w:spacing w:after="0"/>
+              <w:jc w:val="center"/>
+            </w:pPr>
+            <w:r>
+              <w:rPr>
+                <w:b/>
+                <w:color w:val="B7791F"/>
+                <w:sz w:val="17"/>
+              </w:rPr>
+              <w:t>◆ ¿Todos los puntos conformes?</w:t>
+            </w:r>
+          </w:p>
+          <w:p>
+            <w:pPr>
+              <w:keepNext/>
+              <w:spacing w:after="0"/>
+              <w:jc w:val="center"/>
+            </w:pPr>
+            <w:r>
+              <w:rPr>
+                <w:sz w:val="15"/>
+              </w:rPr>
+              <w:t>No: corregir el generador y repetir el ciclo completo</w:t>
+            </w:r>
+          </w:p>
+        </w:tc>
+      </w:tr>
+      <w:tr>
+        <w:trPr>
+          <w:cantSplit w:val="true"/>
+        </w:trPr>
+        <w:tc>
+          <w:tcPr>
+            <w:tcW w:type="dxa" w:w="1871"/>
+          </w:tcPr>
+          <w:p>
+            <w:pPr>
+              <w:keepNext/>
+            </w:pPr>
+          </w:p>
+        </w:tc>
+        <w:tc>
+          <w:tcPr>
+            <w:tcW w:type="dxa" w:w="6350"/>
+          </w:tcPr>
+          <w:p>
+            <w:pPr>
+              <w:keepNext/>
+              <w:spacing w:after="0" w:line="216" w:lineRule="auto"/>
+              <w:jc w:val="center"/>
+            </w:pPr>
+            <w:r>
+              <w:rPr>
+                <w:color w:val="4A5563"/>
+                <w:sz w:val="18"/>
+              </w:rPr>
+              <w:t>▼</w:t>
+            </w:r>
+            <w:r>
+              <w:rPr>
+                <w:b/>
+                <w:color w:val="B7791F"/>
+                <w:sz w:val="15"/>
+              </w:rPr>
+              <w:t xml:space="preserve">  Sí</w:t>
+            </w:r>
+          </w:p>
+        </w:tc>
+      </w:tr>
+      <w:tr>
+        <w:trPr>
+          <w:cantSplit w:val="true"/>
+        </w:trPr>
+        <w:tc>
+          <w:tcPr>
+            <w:tcW w:type="dxa" w:w="1871"/>
+            <w:vAlign w:val="center"/>
+            <w:tcMar>
+              <w:top w:w="40" w:type="dxa"/>
+              <w:start w:w="60" w:type="dxa"/>
+              <w:bottom w:w="40" w:type="dxa"/>
+              <w:end w:w="140" w:type="dxa"/>
+            </w:tcMar>
+          </w:tcPr>
+          <w:p>
+            <w:pPr>
+              <w:keepNext/>
+              <w:spacing w:after="0"/>
+              <w:jc w:val="right"/>
+            </w:pPr>
+            <w:r>
+              <w:rPr>
+                <w:rFonts w:ascii="Aptos" w:hAnsi="Aptos"/>
+                <w:b/>
+                <w:color w:val="4A5563"/>
+                <w:sz w:val="14"/>
+              </w:rPr>
+              <w:t>QA</w:t>
+            </w:r>
+          </w:p>
+        </w:tc>
+        <w:tc>
+          <w:tcPr>
+            <w:tcW w:type="dxa" w:w="6350"/>
+            <w:vAlign w:val="center"/>
+            <w:shd w:fill="E8EDF2"/>
+            <w:tcBorders>
+              <w:top w:val="single" w:sz="8" w:space="0" w:color="283848"/>
+              <w:left w:val="single" w:sz="8" w:space="0" w:color="283848"/>
+              <w:bottom w:val="single" w:sz="8" w:space="0" w:color="283848"/>
+              <w:right w:val="single" w:sz="8" w:space="0" w:color="283848"/>
+            </w:tcBorders>
+            <w:tcMar>
+              <w:top w:w="70" w:type="dxa"/>
+              <w:start w:w="140" w:type="dxa"/>
+              <w:bottom w:w="70" w:type="dxa"/>
+              <w:end w:w="140" w:type="dxa"/>
+            </w:tcMar>
+          </w:tcPr>
+          <w:p>
+            <w:pPr>
+              <w:keepNext/>
+              <w:spacing w:after="0"/>
+              <w:jc w:val="center"/>
+            </w:pPr>
+            <w:r>
+              <w:rPr>
+                <w:b/>
+                <w:color w:val="283848"/>
+                <w:sz w:val="17"/>
+              </w:rPr>
+              <w:t>Publicar en templates\ y copiar a examples\entidades.docx</w:t>
+            </w:r>
+          </w:p>
+          <w:p>
+            <w:pPr>
+              <w:keepNext/>
+              <w:spacing w:after="0"/>
+              <w:jc w:val="center"/>
+            </w:pPr>
+            <w:r>
+              <w:rPr>
+                <w:sz w:val="15"/>
+              </w:rPr>
+              <w:t>regenerar examples\build_expected</w:t>
+            </w:r>
+          </w:p>
+        </w:tc>
+      </w:tr>
+    </w:tbl>
+    <w:p>
+      <w:pPr>
+        <w:spacing w:before="60"/>
+        <w:jc w:val="center"/>
+      </w:pPr>
+      <w:r>
+        <w:rPr>
+          <w:i/>
+          <w:color w:val="4A5563"/>
+          <w:sz w:val="16"/>
+        </w:rPr>
+        <w:t>Figura 1. Ciclo de control de calidad de las plantillas</w:t>
       </w:r>
     </w:p>
     <w:p>
@@ -154,6 +953,17 @@
               <w:keepLines/>
               <w:spacing w:after="0"/>
             </w:pPr>
+            <w:r>
+              <w:rPr>
+                <w:rFonts w:ascii="Consolas" w:hAnsi="Consolas"/>
+                <w:color w:val="233648"/>
+                <w:sz w:val="16"/>
+              </w:rPr>
+              <w:t># Genera las dos plantillas en una carpeta de QA e imprime sus SHA-256</w:t>
+            </w:r>
+            <w:r>
+              <w:br/>
+            </w:r>
             <w:r>
               <w:rPr>
                 <w:rFonts w:ascii="Consolas" w:hAnsi="Consolas"/>
@@ -338,13 +1148,7 @@
     </w:p>
     <w:p>
       <w:r>
-        <w:t>Comprobar con el lector del propio compilador y, cuando sea necesario,</w:t>
-      </w:r>
-      <w:r>
-        <w:t xml:space="preserve"> </w:t>
-      </w:r>
-      <w:r>
-        <w:t>inspeccionando el OOXML:</w:t>
+        <w:t>Comprobar con el lector del propio compilador y, cuando sea necesario, inspeccionando el OOXML:</w:t>
       </w:r>
     </w:p>
     <w:p>
@@ -437,7 +1241,18 @@
         <w:t>{{REPORT_TITLE}}</w:t>
       </w:r>
       <w:r>
-        <w:t xml:space="preserve"> exactamente una vez;</w:t>
+        <w:t xml:space="preserve"> exactamente una vez y, tras un salto de línea manual, </w:t>
+      </w:r>
+      <w:r>
+        <w:rPr>
+          <w:rFonts w:ascii="Consolas" w:hAnsi="Consolas"/>
+          <w:color w:val="233648"/>
+          <w:sz w:val="16"/>
+        </w:rPr>
+        <w:t>Unidad: {{FIELD:UNIDAD}}</w:t>
+      </w:r>
+      <w:r>
+        <w:t>;</w:t>
       </w:r>
     </w:p>
     <w:p>
@@ -521,6 +1336,73 @@
       </w:r>
       <w:r>
         <w:t xml:space="preserve">el footer real contiene un único párrafo con </w:t>
+      </w:r>
+      <w:r>
+        <w:rPr>
+          <w:rFonts w:ascii="Consolas" w:hAnsi="Consolas"/>
+          <w:color w:val="233648"/>
+          <w:sz w:val="16"/>
+        </w:rPr>
+        <w:t>{{APP_USER}}</w:t>
+      </w:r>
+      <w:r>
+        <w:t xml:space="preserve"> y </w:t>
+      </w:r>
+      <w:r>
+        <w:rPr>
+          <w:rFonts w:ascii="Consolas" w:hAnsi="Consolas"/>
+          <w:color w:val="233648"/>
+          <w:sz w:val="16"/>
+        </w:rPr>
+        <w:t>{{GENERATED_AT}}</w:t>
+      </w:r>
+      <w:r>
+        <w:t>;</w:t>
+      </w:r>
+    </w:p>
+    <w:p>
+      <w:pPr>
+        <w:spacing w:after="60"/>
+        <w:ind w:left="369" w:hanging="255"/>
+      </w:pPr>
+      <w:r>
+        <w:t xml:space="preserve">• </w:t>
+      </w:r>
+      <w:r>
+        <w:t xml:space="preserve">en conjunto se usan los cinco tipos de marcador: </w:t>
+      </w:r>
+      <w:r>
+        <w:rPr>
+          <w:rFonts w:ascii="Consolas" w:hAnsi="Consolas"/>
+          <w:color w:val="233648"/>
+          <w:sz w:val="16"/>
+        </w:rPr>
+        <w:t>{{REPORT_TITLE}}</w:t>
+      </w:r>
+      <w:r>
+        <w:t xml:space="preserve">, </w:t>
+      </w:r>
+      <w:r>
+        <w:rPr>
+          <w:rFonts w:ascii="Consolas" w:hAnsi="Consolas"/>
+          <w:color w:val="233648"/>
+          <w:sz w:val="16"/>
+        </w:rPr>
+        <w:t>{{FIELD:...}}</w:t>
+      </w:r>
+      <w:r>
+        <w:t xml:space="preserve">, </w:t>
+      </w:r>
+      <w:r>
+        <w:rPr>
+          <w:rFonts w:ascii="Consolas" w:hAnsi="Consolas"/>
+          <w:color w:val="233648"/>
+          <w:sz w:val="16"/>
+        </w:rPr>
+        <w:t>{{COLUMN:...}}</w:t>
+      </w:r>
+      <w:r>
+        <w:t xml:space="preserve">, </w:t>
       </w:r>
       <w:r>
         <w:rPr>
@@ -766,7 +1648,6 @@
             <w:r>
               <w:rPr>
                 <w:rFonts w:ascii="Aptos" w:hAnsi="Aptos"/>
-                <w:color w:val="233648"/>
                 <w:sz w:val="16"/>
               </w:rPr>
               <w:t>VDNI</w:t>
@@ -850,7 +1731,6 @@
             <w:r>
               <w:rPr>
                 <w:rFonts w:ascii="Aptos" w:hAnsi="Aptos"/>
-                <w:color w:val="233648"/>
                 <w:sz w:val="16"/>
               </w:rPr>
               <w:t>VNOM</w:t>
@@ -931,7 +1811,6 @@
             <w:r>
               <w:rPr>
                 <w:rFonts w:ascii="Aptos" w:hAnsi="Aptos"/>
-                <w:color w:val="233648"/>
                 <w:sz w:val="16"/>
               </w:rPr>
               <w:t>DEPARTAMENTO</w:t>
@@ -947,13 +1826,7 @@
     </w:p>
     <w:p>
       <w:r>
-        <w:t>La página debe ser A4 vertical. Los anchos visuales deben favorecer el nombre</w:t>
-      </w:r>
-      <w:r>
-        <w:t xml:space="preserve"> </w:t>
-      </w:r>
-      <w:r>
-        <w:t>completo y conservar el DNI como columna compacta.</w:t>
+        <w:t>La página debe ser A4 vertical. Los anchos visuales deben favorecer el nombre completo y conservar el DNI como columna compacta.</w:t>
       </w:r>
     </w:p>
     <w:p>
@@ -1144,7 +2017,6 @@
             <w:r>
               <w:rPr>
                 <w:rFonts w:ascii="Aptos" w:hAnsi="Aptos"/>
-                <w:color w:val="233648"/>
                 <w:sz w:val="16"/>
               </w:rPr>
               <w:t>VDNI</w:t>
@@ -1228,7 +2100,6 @@
             <w:r>
               <w:rPr>
                 <w:rFonts w:ascii="Aptos" w:hAnsi="Aptos"/>
-                <w:color w:val="233648"/>
                 <w:sz w:val="16"/>
               </w:rPr>
               <w:t>VNOM</w:t>
@@ -1312,7 +2183,6 @@
             <w:r>
               <w:rPr>
                 <w:rFonts w:ascii="Aptos" w:hAnsi="Aptos"/>
-                <w:color w:val="233648"/>
                 <w:sz w:val="16"/>
               </w:rPr>
               <w:t>VDIREC_ACTUAL</w:t>
@@ -1396,7 +2266,6 @@
             <w:r>
               <w:rPr>
                 <w:rFonts w:ascii="Aptos" w:hAnsi="Aptos"/>
-                <w:color w:val="233648"/>
                 <w:sz w:val="16"/>
               </w:rPr>
               <w:t>DEPARTAMENTO</w:t>
@@ -1480,7 +2349,6 @@
             <w:r>
               <w:rPr>
                 <w:rFonts w:ascii="Aptos" w:hAnsi="Aptos"/>
-                <w:color w:val="233648"/>
                 <w:sz w:val="16"/>
               </w:rPr>
               <w:t>DISTRITO</w:t>
@@ -1561,7 +2429,6 @@
             <w:r>
               <w:rPr>
                 <w:rFonts w:ascii="Aptos" w:hAnsi="Aptos"/>
-                <w:color w:val="233648"/>
                 <w:sz w:val="16"/>
               </w:rPr>
               <w:t>VNRO_TLF1</w:t>
@@ -1588,13 +2455,7 @@
         <w:t>VDIREC_ACTUAL</w:t>
       </w:r>
       <w:r>
-        <w:t xml:space="preserve"> debe seguir siendo una de las</w:t>
-      </w:r>
-      <w:r>
-        <w:t xml:space="preserve"> </w:t>
-      </w:r>
-      <w:r>
-        <w:t xml:space="preserve">columnas más anchas. </w:t>
+        <w:t xml:space="preserve"> debe seguir siendo una de las columnas más anchas. </w:t>
       </w:r>
       <w:r>
         <w:rPr>
@@ -1616,16 +2477,7 @@
         <w:t>VNRO_TLF1</w:t>
       </w:r>
       <w:r>
-        <w:t xml:space="preserve"> reciben espacio adicional</w:t>
-      </w:r>
-      <w:r>
-        <w:t xml:space="preserve"> </w:t>
-      </w:r>
-      <w:r>
-        <w:t>para que sus marcadores técnicos no se dividan de forma innecesaria. El modo</w:t>
-      </w:r>
-      <w:r>
-        <w:t xml:space="preserve"> </w:t>
+        <w:t xml:space="preserve"> reciben espacio adicional para que sus marcadores técnicos no se dividan de forma innecesaria. El modo </w:t>
       </w:r>
       <w:r>
         <w:rPr>
@@ -1636,13 +2488,7 @@
         <w:t>AUTO</w:t>
       </w:r>
       <w:r>
-        <w:t>, si se desea probar, se declara en el manifiesto del proyecto y no se</w:t>
-      </w:r>
-      <w:r>
-        <w:t xml:space="preserve"> </w:t>
-      </w:r>
-      <w:r>
-        <w:t>codifica dentro del DOCX.</w:t>
+        <w:t>, si se desea probar, se declara en el manifiesto del proyecto y no se codifica dentro del DOCX.</w:t>
       </w:r>
     </w:p>
     <w:p>
@@ -1663,7 +2509,7 @@
         <w:t xml:space="preserve">• </w:t>
       </w:r>
       <w:r>
-        <w:t xml:space="preserve">título centrado, Arial 15 pt, negrita, color </w:t>
+        <w:t xml:space="preserve">título y línea de unidad centrados, Arial 15 pt, negrita, color </w:t>
       </w:r>
       <w:r>
         <w:rPr>
@@ -1674,7 +2520,7 @@
         <w:t>#2F343A</w:t>
       </w:r>
       <w:r>
-        <w:t>;</w:t>
+        <w:t xml:space="preserve"> (un solo estilo para todo el párrafo);</w:t>
       </w:r>
     </w:p>
     <w:p>
@@ -1804,7 +2650,94 @@
     </w:p>
     <w:p>
       <w:r>
-        <w:t>Ejecutar cada plantilla con un proyecto válido y verificar:</w:t>
+        <w:t>Ejecutar cada plantilla con un proyecto válido y verificar. El proyecto debe declarar el campo de la plantilla, por ejemplo:</w:t>
+      </w:r>
+    </w:p>
+    <w:tbl>
+      <w:tblPr>
+        <w:tblW w:type="auto" w:w="0"/>
+        <w:jc w:val="center"/>
+        <w:tblLook w:firstColumn="1" w:firstRow="1" w:lastColumn="0" w:lastRow="0" w:noHBand="0" w:noVBand="1" w:val="04A0"/>
+      </w:tblPr>
+      <w:tblGrid>
+        <w:gridCol w:w="9972"/>
+      </w:tblGrid>
+      <w:tr>
+        <w:tc>
+          <w:tcPr>
+            <w:tcW w:type="dxa" w:w="9972"/>
+            <w:shd w:fill="F5F7F9"/>
+            <w:tcMar>
+              <w:top w:w="100" w:type="dxa"/>
+              <w:start w:w="140" w:type="dxa"/>
+              <w:bottom w:w="100" w:type="dxa"/>
+              <w:end w:w="140" w:type="dxa"/>
+            </w:tcMar>
+          </w:tcPr>
+          <w:p>
+            <w:pPr>
+              <w:keepLines/>
+              <w:spacing w:after="0"/>
+            </w:pPr>
+            <w:r>
+              <w:rPr>
+                <w:rFonts w:ascii="Consolas" w:hAnsi="Consolas"/>
+                <w:color w:val="233648"/>
+                <w:sz w:val="16"/>
+              </w:rPr>
+              <w:t>"fields": [</w:t>
+            </w:r>
+            <w:r>
+              <w:br/>
+            </w:r>
+            <w:r>
+              <w:rPr>
+                <w:rFonts w:ascii="Consolas" w:hAnsi="Consolas"/>
+                <w:color w:val="233648"/>
+                <w:sz w:val="16"/>
+              </w:rPr>
+              <w:t xml:space="preserve">  {"name": "UNIDAD", "source": "CONSTANT", "value": "Oficina de Informática"}  // {{FIELD:UNIDAD}}</w:t>
+            </w:r>
+            <w:r>
+              <w:br/>
+            </w:r>
+            <w:r>
+              <w:rPr>
+                <w:rFonts w:ascii="Consolas" w:hAnsi="Consolas"/>
+                <w:color w:val="233648"/>
+                <w:sz w:val="16"/>
+              </w:rPr>
+              <w:t>]</w:t>
+            </w:r>
+          </w:p>
+        </w:tc>
+      </w:tr>
+    </w:tbl>
+    <w:p>
+      <w:r>
+        <w:t xml:space="preserve">«Nuevo proyecto desde DOCX» crea automáticamente un proyecto válido con </w:t>
+      </w:r>
+      <w:r>
+        <w:rPr>
+          <w:rFonts w:ascii="Consolas" w:hAnsi="Consolas"/>
+          <w:color w:val="233648"/>
+          <w:sz w:val="16"/>
+        </w:rPr>
+        <w:t>UNIDAD</w:t>
+      </w:r>
+      <w:r>
+        <w:t xml:space="preserve"> como campo </w:t>
+      </w:r>
+      <w:r>
+        <w:rPr>
+          <w:rFonts w:ascii="Consolas" w:hAnsi="Consolas"/>
+          <w:color w:val="233648"/>
+          <w:sz w:val="16"/>
+        </w:rPr>
+        <w:t>ITEM</w:t>
+      </w:r>
+      <w:r>
+        <w:t>; cualquiera de las dos formas sirve. Verificar:</w:t>
       </w:r>
     </w:p>
     <w:p>
@@ -1915,7 +2848,7 @@
         <w:t xml:space="preserve">• </w:t>
       </w:r>
       <w:r>
-        <w:t>los nombres, etiquetas, alineaciones y orden de columnas coinciden con las tablas anteriores;</w:t>
+        <w:t>los nombres, etiquetas, alineaciones y orden de columnas coinciden con las tablas de «Contenido esperado»;</w:t>
       </w:r>
     </w:p>
     <w:p>
@@ -1984,6 +2917,48 @@
         <w:t xml:space="preserve">• </w:t>
       </w:r>
       <w:r>
+        <w:rPr>
+          <w:rFonts w:ascii="Consolas" w:hAnsi="Consolas"/>
+          <w:color w:val="233648"/>
+          <w:sz w:val="16"/>
+        </w:rPr>
+        <w:t>report.header_template</w:t>
+      </w:r>
+      <w:r>
+        <w:t xml:space="preserve"> es </w:t>
+      </w:r>
+      <w:r>
+        <w:rPr>
+          <w:rFonts w:ascii="Consolas" w:hAnsi="Consolas"/>
+          <w:color w:val="233648"/>
+          <w:sz w:val="16"/>
+        </w:rPr>
+        <w:t>{{REPORT_TITLE}}</w:t>
+      </w:r>
+      <w:r>
+        <w:t xml:space="preserve"> + salto de línea + </w:t>
+      </w:r>
+      <w:r>
+        <w:rPr>
+          <w:rFonts w:ascii="Consolas" w:hAnsi="Consolas"/>
+          <w:color w:val="233648"/>
+          <w:sz w:val="16"/>
+        </w:rPr>
+        <w:t>Unidad: {{FIELD:UNIDAD}}</w:t>
+      </w:r>
+      <w:r>
+        <w:t>;</w:t>
+      </w:r>
+    </w:p>
+    <w:p>
+      <w:pPr>
+        <w:spacing w:after="60"/>
+        <w:ind w:left="369" w:hanging="255"/>
+      </w:pPr>
+      <w:r>
+        <w:t xml:space="preserve">• </w:t>
+      </w:r>
+      <w:r>
         <w:t>el footer conserva ambos marcadores integrados;</w:t>
       </w:r>
     </w:p>
@@ -2021,10 +2996,7 @@
         <w:t>templates</w:t>
       </w:r>
       <w:r>
-        <w:t xml:space="preserve"> en Microsoft Word y exportarlo a PDF con</w:t>
-      </w:r>
-      <w:r>
-        <w:t xml:space="preserve"> </w:t>
+        <w:t xml:space="preserve"> en Microsoft Word y exportarlo a PDF con </w:t>
       </w:r>
       <w:r>
         <w:rPr>
@@ -2234,19 +3206,7 @@
     </w:p>
     <w:p>
       <w:r>
-        <w:t>Si falla un punto visual o estructural, corregir el generador, volver a generar</w:t>
-      </w:r>
-      <w:r>
-        <w:t xml:space="preserve"> </w:t>
-      </w:r>
-      <w:r>
-        <w:t>ambos DOCX y repetir toda esta sección. Los PDF son evidencia interna de QA,</w:t>
-      </w:r>
-      <w:r>
-        <w:t xml:space="preserve"> </w:t>
-      </w:r>
-      <w:r>
-        <w:t xml:space="preserve">quedan en </w:t>
+        <w:t xml:space="preserve">Si falla un punto visual o estructural, corregir el generador, volver a generar ambos DOCX y repetir toda esta sección. Los PDF son evidencia interna de QA, quedan en </w:t>
       </w:r>
       <w:r>
         <w:rPr>

--- a/docs/TEMPLATE_QA.docx
+++ b/docs/TEMPLATE_QA.docx
@@ -871,7 +871,7 @@
                 <w:color w:val="283848"/>
                 <w:sz w:val="17"/>
               </w:rPr>
-              <w:t>Publicar en templates\ y copiar a examples\entidades.docx</w:t>
+              <w:t>Publicar en templates\ y copiar a proyectos\entidades\entidades.docx</w:t>
             </w:r>
           </w:p>
           <w:p>
@@ -884,7 +884,7 @@
               <w:rPr>
                 <w:sz w:val="15"/>
               </w:rPr>
-              <w:t>regenerar examples\build_expected</w:t>
+              <w:t>recompilar proyectos\entidades</w:t>
             </w:r>
           </w:p>
         </w:tc>
@@ -1097,7 +1097,7 @@
           <w:color w:val="233648"/>
           <w:sz w:val="16"/>
         </w:rPr>
-        <w:t>examples\entidades.docx</w:t>
+        <w:t>proyectos\entidades\entidades.docx</w:t>
       </w:r>
       <w:r>
         <w:t xml:space="preserve"> debe ser idéntico a </w:t>

--- a/docs/TEMPLATE_QA.docx
+++ b/docs/TEMPLATE_QA.docx
@@ -871,7 +871,7 @@
                 <w:color w:val="283848"/>
                 <w:sz w:val="17"/>
               </w:rPr>
-              <w:t>Publicar en templates\ y copiar a proyectos\entidades\entidades.docx</w:t>
+              <w:t>Publicar en templates\ y copiar a proyectos\demo\entidades\entidades.docx</w:t>
             </w:r>
           </w:p>
           <w:p>
@@ -884,7 +884,7 @@
               <w:rPr>
                 <w:sz w:val="15"/>
               </w:rPr>
-              <w:t>recompilar proyectos\entidades</w:t>
+              <w:t>recompilar proyectos\demo\entidades</w:t>
             </w:r>
           </w:p>
         </w:tc>
@@ -1097,7 +1097,7 @@
           <w:color w:val="233648"/>
           <w:sz w:val="16"/>
         </w:rPr>
-        <w:t>proyectos\entidades\entidades.docx</w:t>
+        <w:t>proyectos\demo\entidades\entidades.docx</w:t>
       </w:r>
       <w:r>
         <w:t xml:space="preserve"> debe ser idéntico a </w:t>
